--- a/docs/tcc/JaquelineAranhaEstetica-Requisitos.docx
+++ b/docs/tcc/JaquelineAranhaEstetica-Requisitos.docx
@@ -105,7 +105,7 @@
       <w:r>
         <w:fldChar w:fldCharType="separate"/>
       </w:r>
-      <w:hyperlink w:anchor="_Toc244287019" w:history="1">
+      <w:hyperlink w:anchor="_Toc244287897" w:history="1">
         <w:r>
           <w:rPr>
             <w:rStyle w:val="Hyperlink"/>
@@ -132,7 +132,7 @@
             <w:noProof/>
             <w:webHidden/>
           </w:rPr>
-          <w:instrText xml:space="preserve"> PAGEREF _Toc244287019 \h </w:instrText>
+          <w:instrText xml:space="preserve"> PAGEREF _Toc244287897 \h </w:instrText>
         </w:r>
         <w:r>
           <w:rPr>
@@ -173,7 +173,7 @@
           <w:noProof/>
         </w:rPr>
       </w:pPr>
-      <w:hyperlink w:anchor="_Toc244287020" w:history="1">
+      <w:hyperlink w:anchor="_Toc244287898" w:history="1">
         <w:r>
           <w:rPr>
             <w:rStyle w:val="Hyperlink"/>
@@ -200,7 +200,7 @@
             <w:noProof/>
             <w:webHidden/>
           </w:rPr>
-          <w:instrText xml:space="preserve"> PAGEREF _Toc244287020 \h </w:instrText>
+          <w:instrText xml:space="preserve"> PAGEREF _Toc244287898 \h </w:instrText>
         </w:r>
         <w:r>
           <w:rPr>
@@ -241,7 +241,7 @@
           <w:noProof/>
         </w:rPr>
       </w:pPr>
-      <w:hyperlink w:anchor="_Toc244287021" w:history="1">
+      <w:hyperlink w:anchor="_Toc244287899" w:history="1">
         <w:r>
           <w:rPr>
             <w:rStyle w:val="Hyperlink"/>
@@ -268,7 +268,7 @@
             <w:noProof/>
             <w:webHidden/>
           </w:rPr>
-          <w:instrText xml:space="preserve"> PAGEREF _Toc244287021 \h </w:instrText>
+          <w:instrText xml:space="preserve"> PAGEREF _Toc244287899 \h </w:instrText>
         </w:r>
         <w:r>
           <w:rPr>
@@ -309,7 +309,7 @@
           <w:noProof/>
         </w:rPr>
       </w:pPr>
-      <w:hyperlink w:anchor="_Toc244287022" w:history="1">
+      <w:hyperlink w:anchor="_Toc244287900" w:history="1">
         <w:r>
           <w:rPr>
             <w:rStyle w:val="Hyperlink"/>
@@ -336,7 +336,7 @@
             <w:noProof/>
             <w:webHidden/>
           </w:rPr>
-          <w:instrText xml:space="preserve"> PAGEREF _Toc244287022 \h </w:instrText>
+          <w:instrText xml:space="preserve"> PAGEREF _Toc244287900 \h </w:instrText>
         </w:r>
         <w:r>
           <w:rPr>
@@ -377,7 +377,7 @@
           <w:noProof/>
         </w:rPr>
       </w:pPr>
-      <w:hyperlink w:anchor="_Toc244287023" w:history="1">
+      <w:hyperlink w:anchor="_Toc244287901" w:history="1">
         <w:r>
           <w:rPr>
             <w:rStyle w:val="Hyperlink"/>
@@ -404,7 +404,7 @@
             <w:noProof/>
             <w:webHidden/>
           </w:rPr>
-          <w:instrText xml:space="preserve"> PAGEREF _Toc244287023 \h </w:instrText>
+          <w:instrText xml:space="preserve"> PAGEREF _Toc244287901 \h </w:instrText>
         </w:r>
         <w:r>
           <w:rPr>
@@ -445,7 +445,7 @@
           <w:noProof/>
         </w:rPr>
       </w:pPr>
-      <w:hyperlink w:anchor="_Toc244287024" w:history="1">
+      <w:hyperlink w:anchor="_Toc244287902" w:history="1">
         <w:r>
           <w:rPr>
             <w:rStyle w:val="Hyperlink"/>
@@ -472,7 +472,7 @@
             <w:noProof/>
             <w:webHidden/>
           </w:rPr>
-          <w:instrText xml:space="preserve"> PAGEREF _Toc244287024 \h </w:instrText>
+          <w:instrText xml:space="preserve"> PAGEREF _Toc244287902 \h </w:instrText>
         </w:r>
         <w:r>
           <w:rPr>
@@ -513,7 +513,7 @@
           <w:noProof/>
         </w:rPr>
       </w:pPr>
-      <w:hyperlink w:anchor="_Toc244287025" w:history="1">
+      <w:hyperlink w:anchor="_Toc244287903" w:history="1">
         <w:r>
           <w:rPr>
             <w:rStyle w:val="Hyperlink"/>
@@ -540,7 +540,7 @@
             <w:noProof/>
             <w:webHidden/>
           </w:rPr>
-          <w:instrText xml:space="preserve"> PAGEREF _Toc244287025 \h </w:instrText>
+          <w:instrText xml:space="preserve"> PAGEREF _Toc244287903 \h </w:instrText>
         </w:r>
         <w:r>
           <w:rPr>
@@ -581,7 +581,7 @@
           <w:noProof/>
         </w:rPr>
       </w:pPr>
-      <w:hyperlink w:anchor="_Toc244287026" w:history="1">
+      <w:hyperlink w:anchor="_Toc244287904" w:history="1">
         <w:r>
           <w:rPr>
             <w:rStyle w:val="Hyperlink"/>
@@ -608,7 +608,7 @@
             <w:noProof/>
             <w:webHidden/>
           </w:rPr>
-          <w:instrText xml:space="preserve"> PAGEREF _Toc244287026 \h </w:instrText>
+          <w:instrText xml:space="preserve"> PAGEREF _Toc244287904 \h </w:instrText>
         </w:r>
         <w:r>
           <w:rPr>
@@ -649,7 +649,7 @@
           <w:noProof/>
         </w:rPr>
       </w:pPr>
-      <w:hyperlink w:anchor="_Toc244287027" w:history="1">
+      <w:hyperlink w:anchor="_Toc244287905" w:history="1">
         <w:r>
           <w:rPr>
             <w:rStyle w:val="Hyperlink"/>
@@ -676,7 +676,7 @@
             <w:noProof/>
             <w:webHidden/>
           </w:rPr>
-          <w:instrText xml:space="preserve"> PAGEREF _Toc244287027 \h </w:instrText>
+          <w:instrText xml:space="preserve"> PAGEREF _Toc244287905 \h </w:instrText>
         </w:r>
         <w:r>
           <w:rPr>
@@ -717,7 +717,7 @@
           <w:noProof/>
         </w:rPr>
       </w:pPr>
-      <w:hyperlink w:anchor="_Toc244287028" w:history="1">
+      <w:hyperlink w:anchor="_Toc244287906" w:history="1">
         <w:r>
           <w:rPr>
             <w:rStyle w:val="Hyperlink"/>
@@ -744,7 +744,7 @@
             <w:noProof/>
             <w:webHidden/>
           </w:rPr>
-          <w:instrText xml:space="preserve"> PAGEREF _Toc244287028 \h </w:instrText>
+          <w:instrText xml:space="preserve"> PAGEREF _Toc244287906 \h </w:instrText>
         </w:r>
         <w:r>
           <w:rPr>
@@ -785,7 +785,7 @@
           <w:noProof/>
         </w:rPr>
       </w:pPr>
-      <w:hyperlink w:anchor="_Toc244287029" w:history="1">
+      <w:hyperlink w:anchor="_Toc244287907" w:history="1">
         <w:r>
           <w:rPr>
             <w:rStyle w:val="Hyperlink"/>
@@ -812,7 +812,7 @@
             <w:noProof/>
             <w:webHidden/>
           </w:rPr>
-          <w:instrText xml:space="preserve"> PAGEREF _Toc244287029 \h </w:instrText>
+          <w:instrText xml:space="preserve"> PAGEREF _Toc244287907 \h </w:instrText>
         </w:r>
         <w:r>
           <w:rPr>
@@ -853,7 +853,7 @@
           <w:noProof/>
         </w:rPr>
       </w:pPr>
-      <w:hyperlink w:anchor="_Toc244287030" w:history="1">
+      <w:hyperlink w:anchor="_Toc244287908" w:history="1">
         <w:r>
           <w:rPr>
             <w:rStyle w:val="Hyperlink"/>
@@ -880,7 +880,7 @@
             <w:noProof/>
             <w:webHidden/>
           </w:rPr>
-          <w:instrText xml:space="preserve"> PAGEREF _Toc244287030 \h </w:instrText>
+          <w:instrText xml:space="preserve"> PAGEREF _Toc244287908 \h </w:instrText>
         </w:r>
         <w:r>
           <w:rPr>
@@ -921,7 +921,7 @@
           <w:noProof/>
         </w:rPr>
       </w:pPr>
-      <w:hyperlink w:anchor="_Toc244287031" w:history="1">
+      <w:hyperlink w:anchor="_Toc244287909" w:history="1">
         <w:r>
           <w:rPr>
             <w:rStyle w:val="Hyperlink"/>
@@ -948,7 +948,7 @@
             <w:noProof/>
             <w:webHidden/>
           </w:rPr>
-          <w:instrText xml:space="preserve"> PAGEREF _Toc244287031 \h </w:instrText>
+          <w:instrText xml:space="preserve"> PAGEREF _Toc244287909 \h </w:instrText>
         </w:r>
         <w:r>
           <w:rPr>
@@ -989,7 +989,7 @@
           <w:noProof/>
         </w:rPr>
       </w:pPr>
-      <w:hyperlink w:anchor="_Toc244287032" w:history="1">
+      <w:hyperlink w:anchor="_Toc244287910" w:history="1">
         <w:r>
           <w:rPr>
             <w:rStyle w:val="Hyperlink"/>
@@ -1016,7 +1016,7 @@
             <w:noProof/>
             <w:webHidden/>
           </w:rPr>
-          <w:instrText xml:space="preserve"> PAGEREF _Toc244287032 \h </w:instrText>
+          <w:instrText xml:space="preserve"> PAGEREF _Toc244287910 \h </w:instrText>
         </w:r>
         <w:r>
           <w:rPr>
@@ -1057,7 +1057,7 @@
           <w:noProof/>
         </w:rPr>
       </w:pPr>
-      <w:hyperlink w:anchor="_Toc244287033" w:history="1">
+      <w:hyperlink w:anchor="_Toc244287911" w:history="1">
         <w:r>
           <w:rPr>
             <w:rStyle w:val="Hyperlink"/>
@@ -1084,7 +1084,7 @@
             <w:noProof/>
             <w:webHidden/>
           </w:rPr>
-          <w:instrText xml:space="preserve"> PAGEREF _Toc244287033 \h </w:instrText>
+          <w:instrText xml:space="preserve"> PAGEREF _Toc244287911 \h </w:instrText>
         </w:r>
         <w:r>
           <w:rPr>
@@ -1125,7 +1125,7 @@
           <w:noProof/>
         </w:rPr>
       </w:pPr>
-      <w:hyperlink w:anchor="_Toc244287034" w:history="1">
+      <w:hyperlink w:anchor="_Toc244287912" w:history="1">
         <w:r>
           <w:rPr>
             <w:rStyle w:val="Hyperlink"/>
@@ -1152,7 +1152,7 @@
             <w:noProof/>
             <w:webHidden/>
           </w:rPr>
-          <w:instrText xml:space="preserve"> PAGEREF _Toc244287034 \h </w:instrText>
+          <w:instrText xml:space="preserve"> PAGEREF _Toc244287912 \h </w:instrText>
         </w:r>
         <w:r>
           <w:rPr>
@@ -1193,7 +1193,7 @@
           <w:noProof/>
         </w:rPr>
       </w:pPr>
-      <w:hyperlink w:anchor="_Toc244287035" w:history="1">
+      <w:hyperlink w:anchor="_Toc244287913" w:history="1">
         <w:r>
           <w:rPr>
             <w:rStyle w:val="Hyperlink"/>
@@ -1220,7 +1220,7 @@
             <w:noProof/>
             <w:webHidden/>
           </w:rPr>
-          <w:instrText xml:space="preserve"> PAGEREF _Toc244287035 \h </w:instrText>
+          <w:instrText xml:space="preserve"> PAGEREF _Toc244287913 \h </w:instrText>
         </w:r>
         <w:r>
           <w:rPr>
@@ -1261,7 +1261,7 @@
           <w:noProof/>
         </w:rPr>
       </w:pPr>
-      <w:hyperlink w:anchor="_Toc244287036" w:history="1">
+      <w:hyperlink w:anchor="_Toc244287914" w:history="1">
         <w:r>
           <w:rPr>
             <w:rStyle w:val="Hyperlink"/>
@@ -1288,7 +1288,7 @@
             <w:noProof/>
             <w:webHidden/>
           </w:rPr>
-          <w:instrText xml:space="preserve"> PAGEREF _Toc244287036 \h </w:instrText>
+          <w:instrText xml:space="preserve"> PAGEREF _Toc244287914 \h </w:instrText>
         </w:r>
         <w:r>
           <w:rPr>
@@ -1329,7 +1329,7 @@
           <w:noProof/>
         </w:rPr>
       </w:pPr>
-      <w:hyperlink w:anchor="_Toc244287037" w:history="1">
+      <w:hyperlink w:anchor="_Toc244287915" w:history="1">
         <w:r>
           <w:rPr>
             <w:rStyle w:val="Hyperlink"/>
@@ -1356,7 +1356,7 @@
             <w:noProof/>
             <w:webHidden/>
           </w:rPr>
-          <w:instrText xml:space="preserve"> PAGEREF _Toc244287037 \h </w:instrText>
+          <w:instrText xml:space="preserve"> PAGEREF _Toc244287915 \h </w:instrText>
         </w:r>
         <w:r>
           <w:rPr>
@@ -1397,7 +1397,7 @@
           <w:noProof/>
         </w:rPr>
       </w:pPr>
-      <w:hyperlink w:anchor="_Toc244287038" w:history="1">
+      <w:hyperlink w:anchor="_Toc244287916" w:history="1">
         <w:r>
           <w:rPr>
             <w:rStyle w:val="Hyperlink"/>
@@ -1424,7 +1424,7 @@
             <w:noProof/>
             <w:webHidden/>
           </w:rPr>
-          <w:instrText xml:space="preserve"> PAGEREF _Toc244287038 \h </w:instrText>
+          <w:instrText xml:space="preserve"> PAGEREF _Toc244287916 \h </w:instrText>
         </w:r>
         <w:r>
           <w:rPr>
@@ -1465,7 +1465,7 @@
           <w:noProof/>
         </w:rPr>
       </w:pPr>
-      <w:hyperlink w:anchor="_Toc244287039" w:history="1">
+      <w:hyperlink w:anchor="_Toc244287917" w:history="1">
         <w:r>
           <w:rPr>
             <w:rStyle w:val="Hyperlink"/>
@@ -1492,7 +1492,7 @@
             <w:noProof/>
             <w:webHidden/>
           </w:rPr>
-          <w:instrText xml:space="preserve"> PAGEREF _Toc244287039 \h </w:instrText>
+          <w:instrText xml:space="preserve"> PAGEREF _Toc244287917 \h </w:instrText>
         </w:r>
         <w:r>
           <w:rPr>
@@ -1533,7 +1533,7 @@
           <w:noProof/>
         </w:rPr>
       </w:pPr>
-      <w:hyperlink w:anchor="_Toc244287040" w:history="1">
+      <w:hyperlink w:anchor="_Toc244287918" w:history="1">
         <w:r>
           <w:rPr>
             <w:rStyle w:val="Hyperlink"/>
@@ -1560,7 +1560,7 @@
             <w:noProof/>
             <w:webHidden/>
           </w:rPr>
-          <w:instrText xml:space="preserve"> PAGEREF _Toc244287040 \h </w:instrText>
+          <w:instrText xml:space="preserve"> PAGEREF _Toc244287918 \h </w:instrText>
         </w:r>
         <w:r>
           <w:rPr>
@@ -1601,7 +1601,7 @@
           <w:noProof/>
         </w:rPr>
       </w:pPr>
-      <w:hyperlink w:anchor="_Toc244287041" w:history="1">
+      <w:hyperlink w:anchor="_Toc244287919" w:history="1">
         <w:r>
           <w:rPr>
             <w:rStyle w:val="Hyperlink"/>
@@ -1628,7 +1628,7 @@
             <w:noProof/>
             <w:webHidden/>
           </w:rPr>
-          <w:instrText xml:space="preserve"> PAGEREF _Toc244287041 \h </w:instrText>
+          <w:instrText xml:space="preserve"> PAGEREF _Toc244287919 \h </w:instrText>
         </w:r>
         <w:r>
           <w:rPr>
@@ -1669,7 +1669,7 @@
           <w:noProof/>
         </w:rPr>
       </w:pPr>
-      <w:hyperlink w:anchor="_Toc244287042" w:history="1">
+      <w:hyperlink w:anchor="_Toc244287920" w:history="1">
         <w:r>
           <w:rPr>
             <w:rStyle w:val="Hyperlink"/>
@@ -1696,7 +1696,7 @@
             <w:noProof/>
             <w:webHidden/>
           </w:rPr>
-          <w:instrText xml:space="preserve"> PAGEREF _Toc244287042 \h </w:instrText>
+          <w:instrText xml:space="preserve"> PAGEREF _Toc244287920 \h </w:instrText>
         </w:r>
         <w:r>
           <w:rPr>
@@ -1737,7 +1737,7 @@
           <w:noProof/>
         </w:rPr>
       </w:pPr>
-      <w:hyperlink w:anchor="_Toc244287043" w:history="1">
+      <w:hyperlink w:anchor="_Toc244287921" w:history="1">
         <w:r>
           <w:rPr>
             <w:rStyle w:val="Hyperlink"/>
@@ -1764,7 +1764,7 @@
             <w:noProof/>
             <w:webHidden/>
           </w:rPr>
-          <w:instrText xml:space="preserve"> PAGEREF _Toc244287043 \h </w:instrText>
+          <w:instrText xml:space="preserve"> PAGEREF _Toc244287921 \h </w:instrText>
         </w:r>
         <w:r>
           <w:rPr>
@@ -1805,7 +1805,7 @@
           <w:noProof/>
         </w:rPr>
       </w:pPr>
-      <w:hyperlink w:anchor="_Toc244287044" w:history="1">
+      <w:hyperlink w:anchor="_Toc244287922" w:history="1">
         <w:r>
           <w:rPr>
             <w:rStyle w:val="Hyperlink"/>
@@ -1832,7 +1832,7 @@
             <w:noProof/>
             <w:webHidden/>
           </w:rPr>
-          <w:instrText xml:space="preserve"> PAGEREF _Toc244287044 \h </w:instrText>
+          <w:instrText xml:space="preserve"> PAGEREF _Toc244287922 \h </w:instrText>
         </w:r>
         <w:r>
           <w:rPr>
@@ -1873,7 +1873,7 @@
           <w:noProof/>
         </w:rPr>
       </w:pPr>
-      <w:hyperlink w:anchor="_Toc244287045" w:history="1">
+      <w:hyperlink w:anchor="_Toc244287923" w:history="1">
         <w:r>
           <w:rPr>
             <w:rStyle w:val="Hyperlink"/>
@@ -1900,7 +1900,7 @@
             <w:noProof/>
             <w:webHidden/>
           </w:rPr>
-          <w:instrText xml:space="preserve"> PAGEREF _Toc244287045 \h </w:instrText>
+          <w:instrText xml:space="preserve"> PAGEREF _Toc244287923 \h </w:instrText>
         </w:r>
         <w:r>
           <w:rPr>
@@ -1941,7 +1941,7 @@
           <w:noProof/>
         </w:rPr>
       </w:pPr>
-      <w:hyperlink w:anchor="_Toc244287046" w:history="1">
+      <w:hyperlink w:anchor="_Toc244287924" w:history="1">
         <w:r>
           <w:rPr>
             <w:rStyle w:val="Hyperlink"/>
@@ -1968,7 +1968,7 @@
             <w:noProof/>
             <w:webHidden/>
           </w:rPr>
-          <w:instrText xml:space="preserve"> PAGEREF _Toc244287046 \h </w:instrText>
+          <w:instrText xml:space="preserve"> PAGEREF _Toc244287924 \h </w:instrText>
         </w:r>
         <w:r>
           <w:rPr>
@@ -2013,7 +2013,7 @@
       <w:pPr>
         <w:pStyle w:val="Ttulo1"/>
       </w:pPr>
-      <w:bookmarkStart w:id="0" w:name="_Toc244287019"/>
+      <w:bookmarkStart w:id="0" w:name="_Toc244287897"/>
       <w:r>
         <w:lastRenderedPageBreak/>
         <w:t>1. Introdução</w:t>
@@ -2024,7 +2024,7 @@
       <w:pPr>
         <w:pStyle w:val="Ttulo2"/>
       </w:pPr>
-      <w:bookmarkStart w:id="1" w:name="_Toc244287020"/>
+      <w:bookmarkStart w:id="1" w:name="_Toc244287898"/>
       <w:r>
         <w:t>1.1 Objetivo</w:t>
       </w:r>
@@ -2039,7 +2039,7 @@
       <w:pPr>
         <w:pStyle w:val="Ttulo2"/>
       </w:pPr>
-      <w:bookmarkStart w:id="2" w:name="_Toc244287021"/>
+      <w:bookmarkStart w:id="2" w:name="_Toc244287899"/>
       <w:r>
         <w:t>1.2 Escopo do produto</w:t>
       </w:r>
@@ -2057,7 +2057,7 @@
       <w:pPr>
         <w:pStyle w:val="Ttulo2"/>
       </w:pPr>
-      <w:bookmarkStart w:id="3" w:name="_Toc244287022"/>
+      <w:bookmarkStart w:id="3" w:name="_Toc244287900"/>
       <w:r>
         <w:t>1.3 Convenções</w:t>
       </w:r>
@@ -2372,7 +2372,7 @@
       <w:pPr>
         <w:pStyle w:val="Ttulo2"/>
       </w:pPr>
-      <w:bookmarkStart w:id="4" w:name="_Toc244287023"/>
+      <w:bookmarkStart w:id="4" w:name="_Toc244287901"/>
       <w:r>
         <w:t>1.4 Origem e manutenção</w:t>
       </w:r>
@@ -2392,7 +2392,7 @@
       <w:pPr>
         <w:pStyle w:val="Ttulo1"/>
       </w:pPr>
-      <w:bookmarkStart w:id="5" w:name="_Toc244287024"/>
+      <w:bookmarkStart w:id="5" w:name="_Toc244287902"/>
       <w:r>
         <w:t>2. Atores</w:t>
       </w:r>
@@ -2681,7 +2681,7 @@
       <w:pPr>
         <w:pStyle w:val="Ttulo1"/>
       </w:pPr>
-      <w:bookmarkStart w:id="6" w:name="_Toc244287025"/>
+      <w:bookmarkStart w:id="6" w:name="_Toc244287903"/>
       <w:r>
         <w:t>3. Requisitos funcionais</w:t>
       </w:r>
@@ -2691,7 +2691,7 @@
       <w:pPr>
         <w:pStyle w:val="Ttulo2"/>
       </w:pPr>
-      <w:bookmarkStart w:id="7" w:name="_Toc244287026"/>
+      <w:bookmarkStart w:id="7" w:name="_Toc244287904"/>
       <w:r>
         <w:t>3.1 Cliente e visitante do site</w:t>
       </w:r>
@@ -4016,7 +4016,7 @@
       <w:pPr>
         <w:pStyle w:val="Ttulo2"/>
       </w:pPr>
-      <w:bookmarkStart w:id="8" w:name="_Toc244287027"/>
+      <w:bookmarkStart w:id="8" w:name="_Toc244287905"/>
       <w:r>
         <w:t>3.2 Equipe (ADMIN e profissional)</w:t>
       </w:r>
@@ -4253,7 +4253,7 @@
       <w:pPr>
         <w:pStyle w:val="Ttulo2"/>
       </w:pPr>
-      <w:bookmarkStart w:id="9" w:name="_Toc244287028"/>
+      <w:bookmarkStart w:id="9" w:name="_Toc244287906"/>
       <w:r>
         <w:t>3.3 Administração (ADMIN)</w:t>
       </w:r>
@@ -5306,7 +5306,7 @@
       <w:pPr>
         <w:pStyle w:val="Ttulo2"/>
       </w:pPr>
-      <w:bookmarkStart w:id="10" w:name="_Toc244287029"/>
+      <w:bookmarkStart w:id="10" w:name="_Toc244287907"/>
       <w:r>
         <w:t>3.4 Profissional</w:t>
       </w:r>
@@ -5611,7 +5611,7 @@
       <w:pPr>
         <w:pStyle w:val="Ttulo2"/>
       </w:pPr>
-      <w:bookmarkStart w:id="11" w:name="_Toc244287030"/>
+      <w:bookmarkStart w:id="11" w:name="_Toc244287908"/>
       <w:r>
         <w:t>3.5 Sistema e integrações</w:t>
       </w:r>
@@ -6397,7 +6397,7 @@
       <w:pPr>
         <w:pStyle w:val="Ttulo1"/>
       </w:pPr>
-      <w:bookmarkStart w:id="12" w:name="_Toc244287031"/>
+      <w:bookmarkStart w:id="12" w:name="_Toc244287909"/>
       <w:r>
         <w:t>4. Requisitos não funcionais</w:t>
       </w:r>
@@ -6407,7 +6407,7 @@
       <w:pPr>
         <w:pStyle w:val="Ttulo2"/>
       </w:pPr>
-      <w:bookmarkStart w:id="13" w:name="_Toc244287032"/>
+      <w:bookmarkStart w:id="13" w:name="_Toc244287910"/>
       <w:r>
         <w:t>4.1 Segurança</w:t>
       </w:r>
@@ -6801,7 +6801,7 @@
       <w:pPr>
         <w:pStyle w:val="Ttulo2"/>
       </w:pPr>
-      <w:bookmarkStart w:id="14" w:name="_Toc244287033"/>
+      <w:bookmarkStart w:id="14" w:name="_Toc244287911"/>
       <w:r>
         <w:t>4.2 Privacidade</w:t>
       </w:r>
@@ -6987,7 +6987,7 @@
       <w:pPr>
         <w:pStyle w:val="Ttulo2"/>
       </w:pPr>
-      <w:bookmarkStart w:id="15" w:name="_Toc244287034"/>
+      <w:bookmarkStart w:id="15" w:name="_Toc244287912"/>
       <w:r>
         <w:t>4.3 Confiabilidade</w:t>
       </w:r>
@@ -7225,7 +7225,7 @@
       <w:pPr>
         <w:pStyle w:val="Ttulo2"/>
       </w:pPr>
-      <w:bookmarkStart w:id="16" w:name="_Toc244287035"/>
+      <w:bookmarkStart w:id="16" w:name="_Toc244287913"/>
       <w:r>
         <w:t>4.4 LGPD</w:t>
       </w:r>
@@ -7515,7 +7515,7 @@
       <w:pPr>
         <w:pStyle w:val="Ttulo2"/>
       </w:pPr>
-      <w:bookmarkStart w:id="17" w:name="_Toc244287036"/>
+      <w:bookmarkStart w:id="17" w:name="_Toc244287914"/>
       <w:r>
         <w:t>4.5 Integridade</w:t>
       </w:r>
@@ -7649,7 +7649,7 @@
       <w:pPr>
         <w:pStyle w:val="Ttulo2"/>
       </w:pPr>
-      <w:bookmarkStart w:id="18" w:name="_Toc244287037"/>
+      <w:bookmarkStart w:id="18" w:name="_Toc244287915"/>
       <w:r>
         <w:t>4.6 Desempenho</w:t>
       </w:r>
@@ -7783,7 +7783,7 @@
       <w:pPr>
         <w:pStyle w:val="Ttulo2"/>
       </w:pPr>
-      <w:bookmarkStart w:id="19" w:name="_Toc244287038"/>
+      <w:bookmarkStart w:id="19" w:name="_Toc244287916"/>
       <w:r>
         <w:t>4.7 Observabilidade</w:t>
       </w:r>
@@ -7917,7 +7917,7 @@
       <w:pPr>
         <w:pStyle w:val="Ttulo2"/>
       </w:pPr>
-      <w:bookmarkStart w:id="20" w:name="_Toc244287039"/>
+      <w:bookmarkStart w:id="20" w:name="_Toc244287917"/>
       <w:r>
         <w:t>4.8 Qualidade</w:t>
       </w:r>
@@ -8057,7 +8057,7 @@
       <w:pPr>
         <w:pStyle w:val="Ttulo2"/>
       </w:pPr>
-      <w:bookmarkStart w:id="21" w:name="_Toc244287040"/>
+      <w:bookmarkStart w:id="21" w:name="_Toc244287918"/>
       <w:r>
         <w:t>4.9 Usabilidade</w:t>
       </w:r>
@@ -8197,7 +8197,7 @@
       <w:pPr>
         <w:pStyle w:val="Ttulo2"/>
       </w:pPr>
-      <w:bookmarkStart w:id="22" w:name="_Toc244287041"/>
+      <w:bookmarkStart w:id="22" w:name="_Toc244287919"/>
       <w:r>
         <w:t>4.10 Manutenibilidade</w:t>
       </w:r>
@@ -8389,7 +8389,7 @@
       <w:pPr>
         <w:pStyle w:val="Ttulo2"/>
       </w:pPr>
-      <w:bookmarkStart w:id="23" w:name="_Toc244287042"/>
+      <w:bookmarkStart w:id="23" w:name="_Toc244287920"/>
       <w:r>
         <w:t>4.11 Implantação</w:t>
       </w:r>
@@ -8523,7 +8523,7 @@
       <w:pPr>
         <w:pStyle w:val="Ttulo2"/>
       </w:pPr>
-      <w:bookmarkStart w:id="24" w:name="_Toc244287043"/>
+      <w:bookmarkStart w:id="24" w:name="_Toc244287921"/>
       <w:r>
         <w:t>4.12 Documentação</w:t>
       </w:r>
@@ -8662,7 +8662,7 @@
       <w:pPr>
         <w:pStyle w:val="Ttulo1"/>
       </w:pPr>
-      <w:bookmarkStart w:id="25" w:name="_Toc244287044"/>
+      <w:bookmarkStart w:id="25" w:name="_Toc244287922"/>
       <w:r>
         <w:t>5. Casos de uso</w:t>
       </w:r>
@@ -8677,7 +8677,7 @@
           <w:noProof/>
         </w:rPr>
         <w:drawing>
-          <wp:inline distT="0" distB="0" distL="0" distR="0" wp14:anchorId="4FA787AD" wp14:editId="690CE4B7">
+          <wp:inline distT="0" distB="0" distL="0" distR="0" wp14:anchorId="3FB8A175" wp14:editId="2916CC93">
             <wp:extent cx="5442600" cy="7498079"/>
             <wp:effectExtent l="0" t="0" r="0" b="0"/>
             <wp:docPr id="1" name="Picture 1"/>
@@ -11070,7 +11070,7 @@
       <w:pPr>
         <w:pStyle w:val="Ttulo1"/>
       </w:pPr>
-      <w:bookmarkStart w:id="26" w:name="_Toc244287045"/>
+      <w:bookmarkStart w:id="26" w:name="_Toc244287923"/>
       <w:r>
         <w:t>6. Matriz de rastreabilidade</w:t>
       </w:r>
@@ -14377,7 +14377,7 @@
       <w:pPr>
         <w:pStyle w:val="Ttulo1"/>
       </w:pPr>
-      <w:bookmarkStart w:id="27" w:name="_Toc244287046"/>
+      <w:bookmarkStart w:id="27" w:name="_Toc244287924"/>
       <w:r>
         <w:t>7. Resumo</w:t>
       </w:r>
@@ -15402,31 +15402,31 @@
       </w:rPr>
     </w:lvl>
   </w:abstractNum>
-  <w:num w:numId="1" w16cid:durableId="1903561946">
+  <w:num w:numId="1" w16cid:durableId="480922097">
     <w:abstractNumId w:val="8"/>
   </w:num>
-  <w:num w:numId="2" w16cid:durableId="225993435">
+  <w:num w:numId="2" w16cid:durableId="546725152">
     <w:abstractNumId w:val="6"/>
   </w:num>
-  <w:num w:numId="3" w16cid:durableId="346493476">
+  <w:num w:numId="3" w16cid:durableId="630522802">
     <w:abstractNumId w:val="5"/>
   </w:num>
-  <w:num w:numId="4" w16cid:durableId="2052261472">
+  <w:num w:numId="4" w16cid:durableId="1485852001">
     <w:abstractNumId w:val="4"/>
   </w:num>
-  <w:num w:numId="5" w16cid:durableId="2011130573">
+  <w:num w:numId="5" w16cid:durableId="500003244">
     <w:abstractNumId w:val="7"/>
   </w:num>
-  <w:num w:numId="6" w16cid:durableId="464935539">
+  <w:num w:numId="6" w16cid:durableId="605816209">
     <w:abstractNumId w:val="3"/>
   </w:num>
-  <w:num w:numId="7" w16cid:durableId="1015157872">
+  <w:num w:numId="7" w16cid:durableId="1342660224">
     <w:abstractNumId w:val="2"/>
   </w:num>
-  <w:num w:numId="8" w16cid:durableId="646058415">
+  <w:num w:numId="8" w16cid:durableId="1394159148">
     <w:abstractNumId w:val="1"/>
   </w:num>
-  <w:num w:numId="9" w16cid:durableId="614948106">
+  <w:num w:numId="9" w16cid:durableId="212623147">
     <w:abstractNumId w:val="0"/>
   </w:num>
 </w:numbering>
@@ -26824,7 +26824,7 @@
     <w:autoRedefine/>
     <w:uiPriority w:val="39"/>
     <w:unhideWhenUsed/>
-    <w:rsid w:val="00AF35E6"/>
+    <w:rsid w:val="005F5E0A"/>
     <w:pPr>
       <w:spacing w:after="100"/>
     </w:pPr>
@@ -26836,7 +26836,7 @@
     <w:autoRedefine/>
     <w:uiPriority w:val="39"/>
     <w:unhideWhenUsed/>
-    <w:rsid w:val="00AF35E6"/>
+    <w:rsid w:val="005F5E0A"/>
     <w:pPr>
       <w:spacing w:after="100"/>
       <w:ind w:left="210"/>
@@ -26847,7 +26847,7 @@
     <w:basedOn w:val="Fontepargpadro"/>
     <w:uiPriority w:val="99"/>
     <w:unhideWhenUsed/>
-    <w:rsid w:val="00AF35E6"/>
+    <w:rsid w:val="005F5E0A"/>
     <w:rPr>
       <w:color w:val="0000FF" w:themeColor="hyperlink"/>
       <w:u w:val="single"/>
